--- a/data/sample_resumes/david_kumar_data_analyst.docx
+++ b/data/sample_resumes/david_kumar_data_analyst.docx
@@ -27,7 +27,7 @@
     </w:p>
     <w:p>
       <w:r>
-        <w:t>Analytical and detail-oriented Data Analyst with 2 years of experience transforming raw multi-source business data into actionable executive insights. Proficient in SQL, Python, Pandas, Power BI, and Tableau with a proven record of identifying $350K in operational cost savings.</w:t>
+        <w:t>Analytical and detail-oriented Data Analyst with 2 years of experience transforming raw multi-source business data into actionable executive insights. Proficient in SQL, Python, Pandas, Power BI, and Tableau with a proven record of identifying ₹30 Lakhs in operational cost savings.</w:t>
       </w:r>
     </w:p>
     <w:p>
